--- a/tests/org.obeonetwork.m2doc.tests/resources/linkServices/asBookmarkTextRefWithUpdateFields/asBookmarkTextRefWithUpdateFields-expected-generation.docx
+++ b/tests/org.obeonetwork.m2doc.tests/resources/linkServices/asBookmarkTextRefWithUpdateFields/asBookmarkTextRefWithUpdateFields-expected-generation.docx
@@ -73,23 +73,23 @@
         </w:rPr>
         <w:t/>
       </w:r>
-      <w:r w:rsidR="0740B98F2635B1C36CD8EEC89AFCBFD1">
+      <w:r w:rsidR="7847718FABD7B4CA774B9A037F907305">
         <w:fldChar w:fldCharType="begin" w:dirty="true"/>
       </w:r>
-      <w:r w:rsidR="0740B98F2635B1C36CD8EEC89AFCBFD1">
+      <w:r w:rsidR="7847718FABD7B4CA774B9A037F907305">
         <w:instrText xml:space="preserve"> REF Art1 \h </w:instrText>
       </w:r>
-      <w:r w:rsidR="0740B98F2635B1C36CD8EEC89AFCBFD1">
+      <w:r w:rsidR="7847718FABD7B4CA774B9A037F907305">
         <w:fldChar w:fldCharType="separate" w:dirty="true"/>
       </w:r>
-      <w:r w:rsidR="0740B98F2635B1C36CD8EEC89AFCBFD1">
+      <w:r w:rsidR="7847718FABD7B4CA774B9A037F907305">
         <w:rPr>
           <w:noProof/>
           <w:b w:val="on"/>
         </w:rPr>
         <w:t xsi:nil="true"/>
       </w:r>
-      <w:r w:rsidR="0740B98F2635B1C36CD8EEC89AFCBFD1">
+      <w:r w:rsidR="7847718FABD7B4CA774B9A037F907305">
         <w:fldChar w:fldCharType="end" w:dirty="true"/>
       </w:r>
     </w:p>
@@ -121,7 +121,7 @@
         </w:rPr>
         <w:t/>
       </w:r>
-      <w:bookmarkStart w:name="Art1" w:id="96739236639490106515926597810920089393"/>
+      <w:bookmarkStart w:name="Art1" w:id="156602733615357779271840915836574769550"/>
       <w:r>
         <w:rPr>
           <w:color w:val="E36C0A" w:themeColor="accent6" w:themeShade="BF"/>
@@ -129,7 +129,7 @@
         </w:rPr>
         <w:t>Definition of Artifact1</w:t>
       </w:r>
-      <w:bookmarkEnd w:id="96739236639490106515926597810920089393"/>
+      <w:bookmarkEnd w:id="156602733615357779271840915836574769550"/>
     </w:p>
     <w:p>
       <w:pPr>
@@ -159,23 +159,23 @@
         </w:rPr>
         <w:t/>
       </w:r>
-      <w:r w:rsidR="0740B98F2635B1C36CD8EEC89AFCBFD1">
+      <w:r w:rsidR="7847718FABD7B4CA774B9A037F907305">
         <w:fldChar w:fldCharType="begin" w:dirty="true"/>
       </w:r>
-      <w:r w:rsidR="0740B98F2635B1C36CD8EEC89AFCBFD1">
+      <w:r w:rsidR="7847718FABD7B4CA774B9A037F907305">
         <w:instrText xml:space="preserve"> REF Art1 \h </w:instrText>
       </w:r>
-      <w:r w:rsidR="0740B98F2635B1C36CD8EEC89AFCBFD1">
+      <w:r w:rsidR="7847718FABD7B4CA774B9A037F907305">
         <w:fldChar w:fldCharType="separate" w:dirty="true"/>
       </w:r>
-      <w:r w:rsidR="0740B98F2635B1C36CD8EEC89AFCBFD1">
+      <w:r w:rsidR="7847718FABD7B4CA774B9A037F907305">
         <w:rPr>
           <w:noProof/>
           <w:b w:val="on"/>
         </w:rPr>
         <w:t xsi:nil="true"/>
       </w:r>
-      <w:r w:rsidR="0740B98F2635B1C36CD8EEC89AFCBFD1">
+      <w:r w:rsidR="7847718FABD7B4CA774B9A037F907305">
         <w:fldChar w:fldCharType="end" w:dirty="true"/>
       </w:r>
     </w:p>

--- a/tests/org.obeonetwork.m2doc.tests/resources/linkServices/asBookmarkTextRefWithUpdateFields/asBookmarkTextRefWithUpdateFields-expected-generation.docx
+++ b/tests/org.obeonetwork.m2doc.tests/resources/linkServices/asBookmarkTextRefWithUpdateFields/asBookmarkTextRefWithUpdateFields-expected-generation.docx
@@ -73,23 +73,23 @@
         </w:rPr>
         <w:t/>
       </w:r>
-      <w:r w:rsidR="0740B98F2635B1C36CD8EEC89AFCBFD1">
+      <w:r w:rsidR="2C3BD2C12F21B48450B5DB6E62DAEA61">
         <w:fldChar w:fldCharType="begin" w:dirty="true"/>
       </w:r>
-      <w:r w:rsidR="0740B98F2635B1C36CD8EEC89AFCBFD1">
+      <w:r w:rsidR="2C3BD2C12F21B48450B5DB6E62DAEA61">
         <w:instrText xml:space="preserve"> REF Art1 \h </w:instrText>
       </w:r>
-      <w:r w:rsidR="0740B98F2635B1C36CD8EEC89AFCBFD1">
+      <w:r w:rsidR="2C3BD2C12F21B48450B5DB6E62DAEA61">
         <w:fldChar w:fldCharType="separate" w:dirty="true"/>
       </w:r>
-      <w:r w:rsidR="0740B98F2635B1C36CD8EEC89AFCBFD1">
+      <w:r w:rsidR="2C3BD2C12F21B48450B5DB6E62DAEA61">
         <w:rPr>
           <w:noProof/>
           <w:b w:val="on"/>
         </w:rPr>
         <w:t xsi:nil="true"/>
       </w:r>
-      <w:r w:rsidR="0740B98F2635B1C36CD8EEC89AFCBFD1">
+      <w:r w:rsidR="2C3BD2C12F21B48450B5DB6E62DAEA61">
         <w:fldChar w:fldCharType="end" w:dirty="true"/>
       </w:r>
     </w:p>
@@ -121,7 +121,7 @@
         </w:rPr>
         <w:t/>
       </w:r>
-      <w:bookmarkStart w:name="Art1" w:id="96739236639490106515926597810920089393"/>
+      <w:bookmarkStart w:name="Art1" w:id="77929155834555208742975352359233201519"/>
       <w:r>
         <w:rPr>
           <w:color w:val="E36C0A" w:themeColor="accent6" w:themeShade="BF"/>
@@ -129,7 +129,7 @@
         </w:rPr>
         <w:t>Definition of Artifact1</w:t>
       </w:r>
-      <w:bookmarkEnd w:id="96739236639490106515926597810920089393"/>
+      <w:bookmarkEnd w:id="77929155834555208742975352359233201519"/>
     </w:p>
     <w:p>
       <w:pPr>
@@ -159,23 +159,23 @@
         </w:rPr>
         <w:t/>
       </w:r>
-      <w:r w:rsidR="0740B98F2635B1C36CD8EEC89AFCBFD1">
+      <w:r w:rsidR="2C3BD2C12F21B48450B5DB6E62DAEA61">
         <w:fldChar w:fldCharType="begin" w:dirty="true"/>
       </w:r>
-      <w:r w:rsidR="0740B98F2635B1C36CD8EEC89AFCBFD1">
+      <w:r w:rsidR="2C3BD2C12F21B48450B5DB6E62DAEA61">
         <w:instrText xml:space="preserve"> REF Art1 \h </w:instrText>
       </w:r>
-      <w:r w:rsidR="0740B98F2635B1C36CD8EEC89AFCBFD1">
+      <w:r w:rsidR="2C3BD2C12F21B48450B5DB6E62DAEA61">
         <w:fldChar w:fldCharType="separate" w:dirty="true"/>
       </w:r>
-      <w:r w:rsidR="0740B98F2635B1C36CD8EEC89AFCBFD1">
+      <w:r w:rsidR="2C3BD2C12F21B48450B5DB6E62DAEA61">
         <w:rPr>
           <w:noProof/>
           <w:b w:val="on"/>
         </w:rPr>
         <w:t xsi:nil="true"/>
       </w:r>
-      <w:r w:rsidR="0740B98F2635B1C36CD8EEC89AFCBFD1">
+      <w:r w:rsidR="2C3BD2C12F21B48450B5DB6E62DAEA61">
         <w:fldChar w:fldCharType="end" w:dirty="true"/>
       </w:r>
     </w:p>
